--- a/requirement_spec/1_software_dev/1.1_frontend/signoff_spec/07_edit_orgcode_costcenter_spec.docx
+++ b/requirement_spec/1_software_dev/1.1_frontend/signoff_spec/07_edit_orgcode_costcenter_spec.docx
@@ -182,7 +182,7 @@
                 <w:sz w:val="17"/>
                 <w:szCs w:val="17"/>
               </w:rPr>
-              <w:t xml:space="preserve">v0.2 (ฉบับร่าง)</w:t>
+              <w:t xml:space="preserve">v0.3 (ฉบับร่าง)</w:t>
             </w:r>
           </w:p>
         </w:tc>
@@ -236,7 +236,7 @@
                 <w:sz w:val="17"/>
                 <w:szCs w:val="17"/>
               </w:rPr>
-              <w:t xml:space="preserve">11 มิถุนายน 2569 (2026-06-11)</w:t>
+              <w:t xml:space="preserve">14 มิถุนายน 2569 (2026-06-14)</w:t>
             </w:r>
           </w:p>
         </w:tc>
@@ -362,6 +362,23 @@
           <w:szCs w:val="8"/>
         </w:rPr>
         <w:t xml:space="preserve"/>
+      </w:r>
+    </w:p>
+    <w:p>
+      <w:pPr>
+        <w:rFonts w:ascii="Leelawadee UI" w:hAnsi="Leelawadee UI" w:cs="Leelawadee UI"/>
+        <w:spacing w:before="0" w:after="120"/>
+      </w:pPr>
+      <w:r>
+        <w:rPr>
+          <w:rFonts w:ascii="Leelawadee UI" w:hAnsi="Leelawadee UI" w:cs="Leelawadee UI"/>
+          <w:i/>
+          <w:iCs/>
+          <w:color w:val="6B7280"/>
+          <w:sz w:val="18"/>
+          <w:szCs w:val="18"/>
+        </w:rPr>
+        <w:t xml:space="preserve">ประวัติการแก้ไข: v0.3 — เพิ่มหัวข้อ "ช่องว่างของการจับคู่ (Known coverage gaps)" เพื่อให้ผู้ดูแลทราบว่ายังมี Cost Center / Orgcode ที่ไม่มีเจ้าของ (ตาม ADR-0007)</w:t>
       </w:r>
     </w:p>
     <w:p>
@@ -4431,6 +4448,97 @@
           <w:sz w:val="30"/>
           <w:szCs w:val="30"/>
         </w:rPr>
+        <w:t xml:space="preserve">ช่องว่างของการจับคู่ที่ควรทราบ (Known coverage gaps)</w:t>
+      </w:r>
+    </w:p>
+    <w:p>
+      <w:pPr>
+        <w:rFonts w:ascii="Leelawadee UI" w:hAnsi="Leelawadee UI" w:cs="Leelawadee UI"/>
+        <w:spacing w:before="0" w:after="120"/>
+      </w:pPr>
+      <w:r>
+        <w:rPr>
+          <w:rFonts w:ascii="Leelawadee UI" w:hAnsi="Leelawadee UI" w:cs="Leelawadee UI"/>
+          <w:sz w:val="22"/>
+          <w:szCs w:val="22"/>
+        </w:rPr>
+        <w:t xml:space="preserve">ข้อมูลปัจจุบันยังมีบางส่วนที่ "ไม่มีเจ้าของ" — ผู้ดูแลควรทราบไว้เพื่อตรวจสอบและจับคู่เพิ่มเมื่อมีข้อมูลครบ:</w:t>
+      </w:r>
+    </w:p>
+    <w:p>
+      <w:pPr>
+        <w:rFonts w:ascii="Leelawadee UI" w:hAnsi="Leelawadee UI" w:cs="Leelawadee UI"/>
+        <w:spacing w:before="0" w:after="60"/>
+      </w:pPr>
+      <w:r>
+        <w:rPr>
+          <w:rFonts w:ascii="Leelawadee UI" w:hAnsi="Leelawadee UI" w:cs="Leelawadee UI"/>
+          <w:sz w:val="22"/>
+          <w:szCs w:val="22"/>
+        </w:rPr>
+        <w:t xml:space="preserve">•  Cost Center บางตัวยังไม่ถูกจับคู่กับ Orgcode ใดเลย (เช่น 15 CC ฝั่ง Silver ที่ยังไม่มีหน่วยงานรับผิดชอบ) → ผู้ใช้ในหน่วยงานจะมองไม่เห็น/เข้าถึง CC นั้นในระบบงบประมาณ</w:t>
+      </w:r>
+    </w:p>
+    <w:p>
+      <w:pPr>
+        <w:rFonts w:ascii="Leelawadee UI" w:hAnsi="Leelawadee UI" w:cs="Leelawadee UI"/>
+        <w:spacing w:before="0" w:after="60"/>
+      </w:pPr>
+      <w:r>
+        <w:rPr>
+          <w:rFonts w:ascii="Leelawadee UI" w:hAnsi="Leelawadee UI" w:cs="Leelawadee UI"/>
+          <w:sz w:val="22"/>
+          <w:szCs w:val="22"/>
+        </w:rPr>
+        <w:t xml:space="preserve">•  Cost Center บางตัวมีเจ้าของแต่ไม่มีผู้กรอกงบระดับ L4 (เช่น 10AC020000 ที่ผูกกับระดับ L2 เท่านั้น) → อาจไม่มีผู้กรอกงบประมาณของ CC นั้นโดยตรง</w:t>
+      </w:r>
+    </w:p>
+    <w:p>
+      <w:pPr>
+        <w:rFonts w:ascii="Leelawadee UI" w:hAnsi="Leelawadee UI" w:cs="Leelawadee UI"/>
+        <w:spacing w:before="0" w:after="60"/>
+      </w:pPr>
+      <w:r>
+        <w:rPr>
+          <w:rFonts w:ascii="Leelawadee UI" w:hAnsi="Leelawadee UI" w:cs="Leelawadee UI"/>
+          <w:sz w:val="22"/>
+          <w:szCs w:val="22"/>
+        </w:rPr>
+        <w:t xml:space="preserve">•  Orgcode บางตัวยังไม่ถูกจับคู่กับ Cost Center ใดเลย → สะท้อนในตัวเลข "Unmapped" ที่แถบสรุป (ข้อ ③)</w:t>
+      </w:r>
+    </w:p>
+    <w:p>
+      <w:pPr>
+        <w:rFonts w:ascii="Leelawadee UI" w:hAnsi="Leelawadee UI" w:cs="Leelawadee UI"/>
+        <w:spacing w:before="40" w:after="80"/>
+      </w:pPr>
+      <w:r>
+        <w:rPr>
+          <w:rFonts w:ascii="Leelawadee UI" w:hAnsi="Leelawadee UI" w:cs="Leelawadee UI"/>
+          <w:i/>
+          <w:iCs/>
+          <w:color w:val="8C6423"/>
+          <w:sz w:val="20"/>
+          <w:szCs w:val="20"/>
+        </w:rPr>
+        <w:t xml:space="preserve">หมายเหตุ: ในเวอร์ชันนี้หน้าจอ "ยังไม่" แจ้งเตือนช่องว่างเหล่านี้โดยอัตโนมัติ — ผู้ดูแลต้องตรวจเองจากตัวเลข "Unmapped" และรายการการ์ด · การแจ้งเตือนช่องว่างอัตโนมัติ (gap alert) เป็นส่วนขยายในอนาคต ตาม ADR-0007</w:t>
+      </w:r>
+    </w:p>
+    <w:p>
+      <w:pPr>
+        <w:rFonts w:ascii="Leelawadee UI" w:hAnsi="Leelawadee UI" w:cs="Leelawadee UI"/>
+        <w:spacing w:before="240" w:after="120"/>
+        <w:keepNext/>
+      </w:pPr>
+      <w:r>
+        <w:rPr>
+          <w:rFonts w:ascii="Leelawadee UI" w:hAnsi="Leelawadee UI" w:cs="Leelawadee UI"/>
+          <w:b/>
+          <w:bCs/>
+          <w:color w:val="2F6B3F"/>
+          <w:sz w:val="30"/>
+          <w:szCs w:val="30"/>
+        </w:rPr>
         <w:t xml:space="preserve">ช่องลงนามอนุมัติ (Sign-off)</w:t>
       </w:r>
     </w:p>
